--- a/frontend/Frontend_Architecture_and_Integration_Design.docx
+++ b/frontend/Frontend_Architecture_and_Integration_Design.docx
@@ -4,35 +4,21 @@
   <w:body>
     <w:p>
       <w:pPr>
-        <w:pStyle w:val="Subtitle"/>
+        <w:pStyle w:val="Heading1"/>
       </w:pPr>
       <w:r>
-        <w:t>Chrono</w:t>
+        <w:rPr>
+          <w:color w:val="000000"/>
+        </w:rPr>
+        <w:t>6 Frontend and UI UX Design</w:t>
       </w:r>
     </w:p>
     <w:p>
       <w:pPr>
-        <w:pStyle w:val="Title"/>
+        <w:widowControl/>
       </w:pPr>
       <w:r>
-        <w:t>Frontend Architecture</w:t>
-        <w:br/>
-        <w:t>and Integration Design</w:t>
-      </w:r>
-    </w:p>
-    <w:p>
-      <w:pPr>
-        <w:pStyle w:val="Subtitle"/>
-      </w:pPr>
-      <w:r>
-        <w:t>Technical report</w:t>
-      </w:r>
-    </w:p>
-    <w:p>
-      <w:r>
-        <w:t>AI Smart Scheduling Web Application</w:t>
-        <w:br/>
-        <w:t>17 October 2026</w:t>
+        <w:t>The current Chrono interface extends the A4 prototype through a less is more approach. The earlier prototype established the dark navy and teal identity and a connected task workflow. The current revision retains that identity while simplifying common actions, providing a light theme and reorganising account preferences. This chapter describes the current interface and the frontend structure that supports it.</w:t>
       </w:r>
     </w:p>
     <w:p>
@@ -40,110 +26,24 @@
         <w:pStyle w:val="Heading2"/>
       </w:pPr>
       <w:r>
-        <w:t>Purpose</w:t>
-      </w:r>
-    </w:p>
-    <w:p>
-      <w:r>
-        <w:t>This report explains how the Chrono web frontend is structured and how its screens communicate with the backend. It connects routing, shared components, state ownership, authentication, and data refresh behavior to the implementation used for the demonstration.</w:t>
+        <w:rPr>
+          <w:color w:val="000000"/>
+        </w:rPr>
+        <w:t>6 1 Architecture overview</w:t>
       </w:r>
     </w:p>
     <w:p>
       <w:pPr>
-        <w:pStyle w:val="Heading2"/>
+        <w:widowControl/>
       </w:pPr>
-      <w:r>
-        <w:t>Architecture summary</w:t>
-      </w:r>
-    </w:p>
-    <w:p>
-      <w:r>
-        <w:t>Next.js App Router supplies the screen and layout structure. React components and hooks manage browser interactions, while typed helpers send authenticated requests to FastAPI. The backend remains the source of persisted application data. Shared session state controls feature rendering, and browser events refresh mounted views after successful changes.</w:t>
-      </w:r>
-    </w:p>
-    <w:p>
-      <w:pPr>
-        <w:pStyle w:val="Heading2"/>
-      </w:pPr>
-      <w:r>
-        <w:t>Report coverage</w:t>
-      </w:r>
-    </w:p>
-    <w:p>
-      <w:pPr>
-        <w:pStyle w:val="ListBullet"/>
-      </w:pPr>
-      <w:r>
-        <w:t>Architecture and shared layout composition</w:t>
-      </w:r>
-    </w:p>
-    <w:p>
-      <w:pPr>
-        <w:pStyle w:val="ListBullet"/>
-      </w:pPr>
-      <w:r>
-        <w:t>Screen map and navigation</w:t>
-      </w:r>
-    </w:p>
-    <w:p>
-      <w:pPr>
-        <w:pStyle w:val="ListBullet"/>
-      </w:pPr>
-      <w:r>
-        <w:t>State management and API contracts</w:t>
-      </w:r>
-    </w:p>
-    <w:p>
-      <w:pPr>
-        <w:pStyle w:val="ListBullet"/>
-      </w:pPr>
-      <w:r>
-        <w:t>Protected routes and session lifecycle</w:t>
-      </w:r>
-    </w:p>
-    <w:p>
-      <w:pPr>
-        <w:pStyle w:val="ListBullet"/>
-      </w:pPr>
-      <w:r>
-        <w:t>Task creation and dashboard update sequences</w:t>
-      </w:r>
-    </w:p>
-    <w:p>
-      <w:pPr>
-        <w:pStyle w:val="ListBullet"/>
-      </w:pPr>
-      <w:r>
-        <w:t>Consistency limits and maintenance guidance</w:t>
-      </w:r>
-    </w:p>
-    <w:p>
-      <w:r>
-        <w:rPr>
-          <w:sz w:val="19"/>
-        </w:rPr>
-        <w:t>Implementation baseline: develop working tree based on commit 86a507f, including local changes. File references are relative to the frontend directory unless otherwise stated.</w:t>
-      </w:r>
-    </w:p>
-    <w:p>
-      <w:r>
-        <w:br w:type="page"/>
-      </w:r>
-    </w:p>
-    <w:p>
-      <w:pPr>
-        <w:pStyle w:val="Heading1"/>
-      </w:pPr>
-      <w:r>
-        <w:t>1 Architecture overview</w:t>
-      </w:r>
-    </w:p>
-    <w:p>
       <w:r>
         <w:t>Chrono uses Next.js App Router to organize screens and shared layouts. Route entry files delegate to feature components, which manage interaction state and call typed API helpers. A shared request function sends browser requests directly to FastAPI. The backend authenticates requests, owns business rules, and persists application data.</w:t>
       </w:r>
     </w:p>
     <w:p>
+      <w:pPr>
+        <w:widowControl/>
+      </w:pPr>
       <w:r>
         <w:t xml:space="preserve">The web package declares Next.js </w:t>
       </w:r>
@@ -201,6 +101,7 @@
     <w:p>
       <w:pPr>
         <w:keepNext/>
+        <w:widowControl/>
         <w:jc w:val="center"/>
       </w:pPr>
       <w:r>
@@ -244,10 +145,13 @@
         <w:jc w:val="center"/>
       </w:pPr>
       <w:r>
-        <w:t>Figure 1  Logical frontend and backend architecture</w:t>
+        <w:t>Figure 6 1  Logical frontend and backend architecture</w:t>
       </w:r>
     </w:p>
     <w:p>
+      <w:pPr>
+        <w:widowControl/>
+      </w:pPr>
       <w:r>
         <w:t xml:space="preserve">This is a logical component diagram. The boxes inside the browser are modules within the frontend, rather than independently deployed services. There is no application API proxy in the inspected Next.js configuration: </w:t>
       </w:r>
@@ -264,9 +168,12 @@
     </w:p>
     <w:p>
       <w:pPr>
-        <w:pStyle w:val="Heading2"/>
+        <w:pStyle w:val="Heading3"/>
       </w:pPr>
       <w:r>
+        <w:rPr>
+          <w:color w:val="000000"/>
+        </w:rPr>
         <w:t>Source organization</w:t>
       </w:r>
     </w:p>
@@ -849,10 +756,14 @@
     </w:tbl>
     <w:p>
       <w:pPr>
+        <w:widowControl/>
         <w:spacing w:after="120" w:before="0" w:line="40" w:lineRule="exact"/>
       </w:pPr>
     </w:p>
     <w:p>
+      <w:pPr>
+        <w:widowControl/>
+      </w:pPr>
       <w:r>
         <w:t xml:space="preserve">The demonstration uses the responsive web application. The separate </w:t>
       </w:r>
@@ -869,21 +780,30 @@
     </w:p>
     <w:p>
       <w:pPr>
-        <w:pStyle w:val="Heading1"/>
+        <w:pStyle w:val="Heading2"/>
       </w:pPr>
       <w:r>
-        <w:t>2 Next.js App Router and shared layouts</w:t>
+        <w:rPr>
+          <w:color w:val="000000"/>
+        </w:rPr>
+        <w:t>6 2 Next.js App Router and shared layouts</w:t>
       </w:r>
     </w:p>
     <w:p>
       <w:pPr>
-        <w:pStyle w:val="Heading2"/>
+        <w:pStyle w:val="Heading3"/>
       </w:pPr>
       <w:r>
+        <w:rPr>
+          <w:color w:val="000000"/>
+        </w:rPr>
         <w:t>Route composition</w:t>
       </w:r>
     </w:p>
     <w:p>
+      <w:pPr>
+        <w:widowControl/>
+      </w:pPr>
       <w:r/>
       <w:r>
         <w:rPr>
@@ -907,6 +827,9 @@
       </w:r>
     </w:p>
     <w:p>
+      <w:pPr>
+        <w:widowControl/>
+      </w:pPr>
       <w:r/>
       <w:r>
         <w:rPr>
@@ -960,6 +883,9 @@
       </w:r>
     </w:p>
     <w:p>
+      <w:pPr>
+        <w:widowControl/>
+      </w:pPr>
       <w:r>
         <w:t xml:space="preserve">Route files are generally small wrappers. The task and focus entries use </w:t>
       </w:r>
@@ -986,6 +912,8 @@
     </w:p>
     <w:p>
       <w:pPr>
+        <w:keepLines/>
+        <w:widowControl/>
         <w:spacing w:after="200"/>
       </w:pPr>
       <w:r>
@@ -1025,15 +953,21 @@
       </w:r>
     </w:p>
     <w:p>
+      <w:pPr>
+        <w:widowControl/>
+      </w:pPr>
       <w:r>
         <w:t>The layout remains shared during navigation within the route group, while the active feature page changes. A feature page mounts when it is visited; the shell does not keep every feature screen mounted in the background.</w:t>
       </w:r>
     </w:p>
     <w:p>
       <w:pPr>
-        <w:pStyle w:val="Heading2"/>
+        <w:pStyle w:val="Heading3"/>
       </w:pPr>
       <w:r>
+        <w:rPr>
+          <w:color w:val="000000"/>
+        </w:rPr>
         <w:t>Shared UI responsibilities</w:t>
       </w:r>
     </w:p>
@@ -1270,15 +1204,8 @@
             <w:shd w:fill="FFFFFF"/>
           </w:tcPr>
           <w:p>
-            <w:pPr>
-              <w:spacing w:after="40" w:before="40" w:line="259" w:lineRule="auto"/>
-            </w:pPr>
             <w:r>
-              <w:rPr>
-                <w:rFonts w:ascii="Arial" w:hAnsi="Arial"/>
-                <w:sz w:val="19"/>
-              </w:rPr>
-              <w:t>Search, date, theme switching, notifications, and current-user avatar.</w:t>
+              <w:t>Responsive search, route headings, notifications, XP and profile controls; desktop theme shortcut.</w:t>
             </w:r>
           </w:p>
         </w:tc>
@@ -1325,15 +1252,8 @@
             <w:shd w:fill="F1F5F7"/>
           </w:tcPr>
           <w:p>
-            <w:pPr>
-              <w:spacing w:after="40" w:before="40" w:line="259" w:lineRule="auto"/>
-            </w:pPr>
             <w:r>
-              <w:rPr>
-                <w:rFonts w:ascii="Arial" w:hAnsi="Arial"/>
-                <w:sz w:val="19"/>
-              </w:rPr>
-              <w:t>Responsive route navigation and quick task creation.</w:t>
+              <w:t>Home, Tasks, central task creation, Calendar and Account; selected route styling.</w:t>
             </w:r>
           </w:p>
         </w:tc>
@@ -1616,10 +1536,14 @@
     </w:tbl>
     <w:p>
       <w:pPr>
+        <w:widowControl/>
         <w:spacing w:after="120" w:before="0" w:line="40" w:lineRule="exact"/>
       </w:pPr>
     </w:p>
     <w:p>
+      <w:pPr>
+        <w:widowControl/>
+      </w:pPr>
       <w:r>
         <w:t xml:space="preserve">Global CSS custom properties define surfaces, text, borders, accent colors, and shadows. Tailwind utilities consume those properties. </w:t>
       </w:r>
@@ -1646,15 +1570,19 @@
     </w:p>
     <w:p>
       <w:pPr>
-        <w:pStyle w:val="Heading1"/>
+        <w:pStyle w:val="Heading2"/>
       </w:pPr>
       <w:r>
-        <w:t>3 Screen map</w:t>
+        <w:rPr>
+          <w:color w:val="000000"/>
+        </w:rPr>
+        <w:t>6 3 Screen map</w:t>
       </w:r>
     </w:p>
     <w:p>
       <w:pPr>
         <w:keepNext/>
+        <w:widowControl/>
         <w:jc w:val="center"/>
       </w:pPr>
       <w:r>
@@ -1698,10 +1626,13 @@
         <w:jc w:val="center"/>
       </w:pPr>
       <w:r>
-        <w:t>Figure 2  Screen map and protected feature navigation</w:t>
+        <w:t>Figure 6 2  Screen map and protected feature navigation</w:t>
       </w:r>
     </w:p>
     <w:p>
+      <w:pPr>
+        <w:widowControl/>
+      </w:pPr>
       <w:r>
         <w:t xml:space="preserve">The map groups navigation around the dashboard for readability. Protected pages share navigation, so users can move between feature routes without returning to </w:t>
       </w:r>
@@ -2828,15 +2759,8 @@
             <w:shd w:fill="FFFFFF"/>
           </w:tcPr>
           <w:p>
-            <w:pPr>
-              <w:spacing w:after="40" w:before="40" w:line="259" w:lineRule="auto"/>
-            </w:pPr>
             <w:r>
-              <w:rPr>
-                <w:rFonts w:ascii="Arial" w:hAnsi="Arial"/>
-                <w:sz w:val="19"/>
-              </w:rPr>
-              <w:t>Account details and avatar management.</w:t>
+              <w:t>Editable names and avatar upload, with read-only email and account information.</w:t>
             </w:r>
           </w:p>
         </w:tc>
@@ -2853,15 +2777,8 @@
             <w:shd w:fill="FFFFFF"/>
           </w:tcPr>
           <w:p>
-            <w:pPr>
-              <w:spacing w:after="40" w:before="40" w:line="259" w:lineRule="auto"/>
-            </w:pPr>
             <w:r>
-              <w:rPr>
-                <w:rFonts w:ascii="Arial" w:hAnsi="Arial"/>
-                <w:sz w:val="19"/>
-              </w:rPr>
-              <w:t>Current-user context and auth avatar endpoints.</w:t>
+              <w:t>Current-user context; PATCH /auth/me; POST /auth/me/avatar.</w:t>
             </w:r>
           </w:p>
         </w:tc>
@@ -2883,15 +2800,8 @@
             <w:shd w:fill="F1F5F7"/>
           </w:tcPr>
           <w:p>
-            <w:pPr>
-              <w:spacing w:after="40" w:before="40" w:line="259" w:lineRule="auto"/>
-            </w:pPr>
             <w:r>
-              <w:rPr>
-                <w:rFonts w:ascii="Arial" w:hAnsi="Arial"/>
-                <w:sz w:val="19"/>
-              </w:rPr>
-              <w:t>/settings</w:t>
+              <w:t>/account</w:t>
             </w:r>
           </w:p>
         </w:tc>
@@ -2908,15 +2818,8 @@
             <w:shd w:fill="F1F5F7"/>
           </w:tcPr>
           <w:p>
-            <w:pPr>
-              <w:spacing w:after="40" w:before="40" w:line="259" w:lineRule="auto"/>
-            </w:pPr>
             <w:r>
-              <w:rPr>
-                <w:rFonts w:ascii="Arial" w:hAnsi="Arial"/>
-                <w:sz w:val="19"/>
-              </w:rPr>
-              <w:t>Work preferences, notifications, scheduling weights, and appearance.</w:t>
+              <w:t>Account hub, profile links, notifications, theme, work preferences and scheduling priorities.</w:t>
             </w:r>
           </w:p>
         </w:tc>
@@ -2933,15 +2836,8 @@
             <w:shd w:fill="F1F5F7"/>
           </w:tcPr>
           <w:p>
-            <w:pPr>
-              <w:spacing w:after="40" w:before="40" w:line="259" w:lineRule="auto"/>
-            </w:pPr>
             <w:r>
-              <w:rPr>
-                <w:rFonts w:ascii="Arial" w:hAnsi="Arial"/>
-                <w:sz w:val="19"/>
-              </w:rPr>
-              <w:t>lib/settings.ts and UI preferences context.</w:t>
+              <w:t>Current-user context; lib/settings.ts; UI preferences context.</w:t>
             </w:r>
           </w:p>
         </w:tc>
@@ -2949,10 +2845,14 @@
     </w:tbl>
     <w:p>
       <w:pPr>
+        <w:widowControl/>
         <w:spacing w:after="120" w:before="0" w:line="40" w:lineRule="exact"/>
       </w:pPr>
     </w:p>
     <w:p>
+      <w:pPr>
+        <w:widowControl/>
+      </w:pPr>
       <w:r>
         <w:t xml:space="preserve">All routes from </w:t>
       </w:r>
@@ -3009,13 +2909,19 @@
     </w:p>
     <w:p>
       <w:pPr>
-        <w:pStyle w:val="Heading2"/>
+        <w:pStyle w:val="Heading3"/>
       </w:pPr>
       <w:r>
+        <w:rPr>
+          <w:color w:val="000000"/>
+        </w:rPr>
         <w:t>Navigation parameters and UI commands</w:t>
       </w:r>
     </w:p>
     <w:p>
+      <w:pPr>
+        <w:widowControl/>
+      </w:pPr>
       <w:r>
         <w:t xml:space="preserve">Task navigation uses </w:t>
       </w:r>
@@ -3091,6 +2997,9 @@
       </w:r>
     </w:p>
     <w:p>
+      <w:pPr>
+        <w:widowControl/>
+      </w:pPr>
       <w:r>
         <w:t xml:space="preserve">Focus links accept </w:t>
       </w:r>
@@ -3126,6 +3035,9 @@
       </w:r>
     </w:p>
     <w:p>
+      <w:pPr>
+        <w:widowControl/>
+      </w:pPr>
       <w:r>
         <w:t xml:space="preserve">The shell also uses browser UI events such as </w:t>
       </w:r>
@@ -3142,10 +3054,416 @@
     </w:p>
     <w:p>
       <w:pPr>
-        <w:pStyle w:val="Heading1"/>
+        <w:pStyle w:val="Heading2"/>
+        <w:keepNext/>
       </w:pPr>
       <w:r>
-        <w:t>4 Component boundaries and state management</w:t>
+        <w:rPr>
+          <w:color w:val="000000"/>
+        </w:rPr>
+        <w:t>6 4 Interface design development</w:t>
+      </w:r>
+    </w:p>
+    <w:p>
+      <w:pPr>
+        <w:keepNext w:val="0"/>
+        <w:widowControl/>
+      </w:pPr>
+      <w:r>
+        <w:t>The comparison baseline is the A4 Prototype Presentation of 6 August 2026. Its Interface Design section and Working Prototype pages already describe a substantial redesign from a light interface to a dark, information-dense application. The current changes therefore continue that work rather than treating A4 as an unchanged early mock-up. The following page descriptions explain what is visible in the current implementation and why content and controls have been repositioned.</w:t>
+      </w:r>
+    </w:p>
+    <w:p>
+      <w:pPr>
+        <w:pStyle w:val="Heading3"/>
+        <w:keepNext/>
+      </w:pPr>
+      <w:r>
+        <w:rPr>
+          <w:color w:val="000000"/>
+        </w:rPr>
+        <w:t>6 4 1 Less is more and content placement</w:t>
+      </w:r>
+    </w:p>
+    <w:p>
+      <w:pPr>
+        <w:keepNext w:val="0"/>
+        <w:widowControl/>
+      </w:pPr>
+      <w:r>
+        <w:t>The current revision gives the task title and the next available action priority over secondary information. On mobile, task cards fit their contents instead of keeping a fixed aspect ratio or excess empty height. Short dates, a single completion checkbox and an edit action replace repeated status controls. Descriptions and individual overdue pills are omitted from the mobile task cards, while due-date groups and colour still communicate urgency. Completing a task changes its workflow status to Done, so a second completion symbol is unnecessary.</w:t>
+      </w:r>
+    </w:p>
+    <w:p>
+      <w:pPr>
+        <w:keepNext w:val="0"/>
+        <w:widowControl/>
+      </w:pPr>
+      <w:r>
+        <w:t>This approach also changes navigation. The mobile bottom bar contains Home, Tasks, a central create-task action, Calendar and Account. The previous More destination is replaced by Account, and folder, priority and focus shortcuts are omitted from that mobile bar. AI Insights and Personal Forest remain available through Account. The desktop retains a broader sidebar because its additional space supports more direct navigation. The aim is to reduce the number of controls competing for attention on a small screen, rather than remove the underlying desktop features.</w:t>
+      </w:r>
+    </w:p>
+    <w:p>
+      <w:pPr>
+        <w:pStyle w:val="Heading3"/>
+        <w:keepNext/>
+      </w:pPr>
+      <w:r>
+        <w:rPr>
+          <w:color w:val="000000"/>
+        </w:rPr>
+        <w:t>6 4 2 Light mode and colour meaning</w:t>
+      </w:r>
+    </w:p>
+    <w:p>
+      <w:pPr>
+        <w:keepNext w:val="0"/>
+        <w:widowControl/>
+      </w:pPr>
+      <w:r>
+        <w:t>A4 emphasised the change to a dark navy and teal interface. The current application supports both dark and light presentation for the authenticated workspace. Light mode uses a pale grey page, white content surfaces and dark text; its green accent is darker than the bright teal used on dark backgrounds. Shared colour tokens change surfaces, borders, labels and icons together so that light mode is a coordinated theme rather than a white background behind unchanged text.</w:t>
+      </w:r>
+    </w:p>
+    <w:p>
+      <w:pPr>
+        <w:keepNext w:val="0"/>
+        <w:widowControl/>
+      </w:pPr>
+      <w:r>
+        <w:t>Green identifies primary actions, selected navigation and completed tasks. Pending status is red, In Progress is yellow and Done is green. Priority badges retain separate High, Medium and Low labels, so status and priority are not communicated by colour alone. Project colours identify task groups rather than workflow state. The same green accent is reused for the notification scrollbar, linking small controls to the wider interface. Mobile theme selection is located in Account Settings; the desktop header also retains a theme shortcut. Theme preference is stored in the browser, while work and notification preferences are saved through the backend settings API. Authentication artwork remains dark in the current implementation.</w:t>
+      </w:r>
+    </w:p>
+    <w:p>
+      <w:pPr>
+        <w:keepNext/>
+        <w:widowControl/>
+        <w:spacing w:before="240" w:after="360"/>
+      </w:pPr>
+      <w:r>
+        <w:rPr>
+          <w:i/>
+          <w:color w:val="595959"/>
+        </w:rPr>
+        <w:t>[Insert screenshot: the same populated dashboard in dark mode and light mode, side by side]</w:t>
+      </w:r>
+    </w:p>
+    <w:p>
+      <w:pPr>
+        <w:pStyle w:val="Caption"/>
+        <w:keepNext w:val="0"/>
+        <w:jc w:val="center"/>
+      </w:pPr>
+      <w:r>
+        <w:t>Figure 6 3  Current workspace themes with matching content</w:t>
+      </w:r>
+    </w:p>
+    <w:p>
+      <w:pPr>
+        <w:pStyle w:val="Heading3"/>
+        <w:keepNext/>
+      </w:pPr>
+      <w:r>
+        <w:rPr>
+          <w:color w:val="000000"/>
+        </w:rPr>
+        <w:t>6 4 3 Sign in and account creation</w:t>
+      </w:r>
+    </w:p>
+    <w:p>
+      <w:pPr>
+        <w:keepNext w:val="0"/>
+        <w:widowControl/>
+      </w:pPr>
+      <w:r>
+        <w:t>The current authentication pages keep the branded mountain artwork but give the form a clearer boundary and shorter headings: Sign in and Create account. On desktop, the image occupies approximately 60 percent of the layout and the form occupies 40 percent. A soft blend joins the two areas. The logo sits in the upper-left corner of the image, while the supporting quotation sits lower in the desktop artwork. On mobile, the artwork moves above the form, allowing the page to read vertically without compressing the inputs into a narrow column.</w:t>
+      </w:r>
+    </w:p>
+    <w:p>
+      <w:pPr>
+        <w:keepNext w:val="0"/>
+        <w:widowControl/>
+      </w:pPr>
+      <w:r>
+        <w:t>Inputs use a consistent filled surface, leading icons and rounded corners. The main sign-in or sign-up button spans the form width, and the alternative account link appears beneath it. Google and Facebook are presented as two equal-width visual buttons. These social buttons are mock-ups and do not establish a social-authentication integration. Compared with the A4 authentication examples on page 24, the current work focuses on the image-to-form ratio, blending, mobile placement and clearer action labels rather than another change of branding.</w:t>
+      </w:r>
+    </w:p>
+    <w:p>
+      <w:pPr>
+        <w:keepNext/>
+        <w:widowControl/>
+        <w:spacing w:before="240" w:after="360"/>
+      </w:pPr>
+      <w:r>
+        <w:rPr>
+          <w:i/>
+          <w:color w:val="595959"/>
+        </w:rPr>
+        <w:t>[Insert screenshot: desktop Sign in and mobile Create account screens]</w:t>
+      </w:r>
+    </w:p>
+    <w:p>
+      <w:pPr>
+        <w:pStyle w:val="Caption"/>
+        <w:keepNext w:val="0"/>
+        <w:jc w:val="center"/>
+      </w:pPr>
+      <w:r>
+        <w:t>Figure 6 4  Responsive authentication layout and form hierarchy</w:t>
+      </w:r>
+    </w:p>
+    <w:p>
+      <w:pPr>
+        <w:pStyle w:val="Heading3"/>
+        <w:keepNext/>
+      </w:pPr>
+      <w:r>
+        <w:rPr>
+          <w:color w:val="000000"/>
+        </w:rPr>
+        <w:t>6 4 4 Home dashboard</w:t>
+      </w:r>
+    </w:p>
+    <w:p>
+      <w:pPr>
+        <w:keepNext w:val="0"/>
+        <w:widowControl/>
+      </w:pPr>
+      <w:r>
+        <w:t>The A4 dashboard description on page 25 emphasised displaying more information at once through widgets, charts and compact lists. The current design gives the daily decision a clearer position: progress, focus goal, streak and overdue work provide a quick overview, followed by AI Pick for Today and actionable task groups. Desktop space supports a wider composition, while mobile stacks the overview and recommendation content beneath a short greeting and search area. The primary task action remains visible within its card.</w:t>
+      </w:r>
+    </w:p>
+    <w:p>
+      <w:pPr>
+        <w:keepNext w:val="0"/>
+        <w:widowControl/>
+      </w:pPr>
+      <w:r>
+        <w:t>Light mode applies the same hierarchy with quieter backgrounds, while green progress and action elements remain recognisable. Notification and XP controls provide access to alerts and growth feedback without adding another dashboard section. These changes are intended to make the next action easier to identify; a reduction in completion time or navigation errors still requires user testing.</w:t>
+      </w:r>
+    </w:p>
+    <w:p>
+      <w:pPr>
+        <w:keepNext/>
+        <w:widowControl/>
+        <w:spacing w:before="240" w:after="360"/>
+      </w:pPr>
+      <w:r>
+        <w:rPr>
+          <w:i/>
+          <w:color w:val="595959"/>
+        </w:rPr>
+        <w:t>[Insert screenshot: a populated desktop dashboard and its mobile overview]</w:t>
+      </w:r>
+    </w:p>
+    <w:p>
+      <w:pPr>
+        <w:pStyle w:val="Caption"/>
+        <w:keepNext w:val="0"/>
+        <w:jc w:val="center"/>
+      </w:pPr>
+      <w:r>
+        <w:t>Figure 6 5  Dashboard overview and task recommendation placement</w:t>
+      </w:r>
+    </w:p>
+    <w:p>
+      <w:pPr>
+        <w:pStyle w:val="Heading3"/>
+        <w:keepNext/>
+      </w:pPr>
+      <w:r>
+        <w:rPr>
+          <w:color w:val="000000"/>
+        </w:rPr>
+        <w:t>6 4 5 Tasks and calendar</w:t>
+      </w:r>
+    </w:p>
+    <w:p>
+      <w:pPr>
+        <w:keepNext w:val="0"/>
+        <w:widowControl/>
+      </w:pPr>
+      <w:r>
+        <w:t>The desktop Tasks page retains the table described in A4, with search, filters, sorting and task actions. The current revision gives estimated duration a compact clock icon and value, and keeps overdue information beside the task title where it is relevant on desktop. Status choices use the updated red, yellow and green mapping. Sort options use a styled menu consistent with the surrounding controls. Filter and action areas use a single-row arrangement with overflow where space is limited, reducing unpredictable wrapping at narrower widths or higher browser zoom.</w:t>
+      </w:r>
+    </w:p>
+    <w:p>
+      <w:pPr>
+        <w:keepNext w:val="0"/>
+        <w:widowControl/>
+      </w:pPr>
+      <w:r>
+        <w:t>Mobile task rows use a different presentation suited to touch interaction. A checkbox, readable task title, short due-date metadata, project label, priority badge and edit action form a compact card. The content is vertically centred and the card height follows its contents. A separate Done dropdown and repeated overdue pill are removed. Calendar task cards follow the same visual treatment so users can recognise and complete a task without learning a second card design. Date groups and calendar placement provide context that would otherwise be repeated within every row.</w:t>
+      </w:r>
+    </w:p>
+    <w:p>
+      <w:pPr>
+        <w:keepNext/>
+        <w:widowControl/>
+        <w:spacing w:before="240" w:after="360"/>
+      </w:pPr>
+      <w:r>
+        <w:rPr>
+          <w:i/>
+          <w:color w:val="595959"/>
+        </w:rPr>
+        <w:t>[Insert screenshot: desktop task controls and the mobile Tasks and Calendar cards]</w:t>
+      </w:r>
+    </w:p>
+    <w:p>
+      <w:pPr>
+        <w:pStyle w:val="Caption"/>
+        <w:keepNext w:val="0"/>
+        <w:jc w:val="center"/>
+      </w:pPr>
+      <w:r>
+        <w:t>Figure 6 6  Task information hierarchy shared across Tasks and Calendar</w:t>
+      </w:r>
+    </w:p>
+    <w:p>
+      <w:pPr>
+        <w:keepNext w:val="0"/>
+        <w:widowControl/>
+      </w:pPr>
+      <w:r>
+        <w:t>Task creation remains a modal workflow, as introduced in A4. The current entry dialog uses concise Generate tasks and Break down choices, with manual entry as a visible alternative. Keeping task entry inside the active page preserves the user's position in a list or calendar. AI proposals still require confirmation before accepted task content is persisted; visual simplification does not remove that review step.</w:t>
+      </w:r>
+    </w:p>
+    <w:p>
+      <w:pPr>
+        <w:pStyle w:val="Heading3"/>
+        <w:keepNext/>
+      </w:pPr>
+      <w:r>
+        <w:rPr>
+          <w:color w:val="000000"/>
+        </w:rPr>
+        <w:t>6 4 6 Account Settings</w:t>
+      </w:r>
+    </w:p>
+    <w:p>
+      <w:pPr>
+        <w:keepNext w:val="0"/>
+        <w:widowControl/>
+      </w:pPr>
+      <w:r>
+        <w:t>Account Settings now provides the destination for profile information and personal preferences. On desktop, a left navigation column contains Account, Notifications, Theme, Work preferences and Scheduling priorities. Selecting an item displays its content in the right column. Log out sits beneath the left navigation. This replaces the separate /settings route and avoids placing all preference controls in a long section beneath the profile. On smaller screens, the same choices appear as horizontally scrollable controls above the selected content.</w:t>
+      </w:r>
+    </w:p>
+    <w:p>
+      <w:pPr>
+        <w:keepNext w:val="0"/>
+        <w:widowControl/>
+      </w:pPr>
+      <w:r>
+        <w:t>The Account view contains the profile summary, private information and links to AI Insights and Personal Forest. Email remains read-only, while the user can edit their name. Work patterns, notification choices and scheduling weights use their existing backend contracts; the interface change reorganises access to those settings. Section selection is local page state within /account rather than a separate route for every setting. Mobile Profile, AI Insights and Personal Forest pages provide return navigation to Account.</w:t>
+      </w:r>
+    </w:p>
+    <w:p>
+      <w:pPr>
+        <w:keepNext/>
+        <w:widowControl/>
+        <w:spacing w:before="240" w:after="360"/>
+      </w:pPr>
+      <w:r>
+        <w:rPr>
+          <w:i/>
+          <w:color w:val="595959"/>
+        </w:rPr>
+        <w:t>[Insert screenshot: desktop Account Settings with a selected preference and the mobile Account navigation]</w:t>
+      </w:r>
+    </w:p>
+    <w:p>
+      <w:pPr>
+        <w:pStyle w:val="Caption"/>
+        <w:keepNext w:val="0"/>
+        <w:jc w:val="center"/>
+      </w:pPr>
+      <w:r>
+        <w:t>Figure 6 7  Account Settings navigation and selected content</w:t>
+      </w:r>
+    </w:p>
+    <w:p>
+      <w:pPr>
+        <w:pStyle w:val="Heading3"/>
+        <w:keepNext/>
+      </w:pPr>
+      <w:r>
+        <w:rPr>
+          <w:color w:val="000000"/>
+        </w:rPr>
+        <w:t>6 4 7 Profile details</w:t>
+      </w:r>
+    </w:p>
+    <w:p>
+      <w:pPr>
+        <w:keepNext w:val="0"/>
+        <w:widowControl/>
+      </w:pPr>
+      <w:r>
+        <w:t>The dedicated Profile page separates editing identity from viewing account information. The current desktop layout uses two columns: My Profile, containing the photo and name form, occupies the left column; Account Security and Account Access stack in the right column. The page uses the available content width, and the columns stack vertically on mobile. First name and Last name appear together, with a full-width Save changes action below them.</w:t>
+      </w:r>
+    </w:p>
+    <w:p>
+      <w:pPr>
+        <w:keepNext w:val="0"/>
+        <w:widowControl/>
+      </w:pPr>
+      <w:r>
+        <w:t>A small green camera icon over the avatar opens image selection. The earlier separate Change image and Remove image buttons are no longer shown on this page. Account Security displays read-only email and account type, while Account Access displays status, membership information and the current-session logout action. The reference layout informed the grouping, but password changes, two-step verification, support access, deletion and logout of every device are not implemented by these controls. This distinction keeps the documented interface consistent with the available account APIs.</w:t>
+      </w:r>
+    </w:p>
+    <w:p>
+      <w:pPr>
+        <w:keepNext/>
+        <w:widowControl/>
+        <w:spacing w:before="240" w:after="360"/>
+      </w:pPr>
+      <w:r>
+        <w:rPr>
+          <w:i/>
+          <w:color w:val="595959"/>
+        </w:rPr>
+        <w:t>[Insert screenshot: the desktop Profile page and its stacked mobile layout]</w:t>
+      </w:r>
+    </w:p>
+    <w:p>
+      <w:pPr>
+        <w:pStyle w:val="Caption"/>
+        <w:keepNext w:val="0"/>
+        <w:jc w:val="center"/>
+      </w:pPr>
+      <w:r>
+        <w:t>Figure 6 8  Profile editing separated from account information</w:t>
+      </w:r>
+    </w:p>
+    <w:p>
+      <w:pPr>
+        <w:pStyle w:val="Heading3"/>
+        <w:keepNext/>
+      </w:pPr>
+      <w:r>
+        <w:rPr>
+          <w:color w:val="000000"/>
+        </w:rPr>
+        <w:t>6 4 8 Usability review and remaining refinement</w:t>
+      </w:r>
+    </w:p>
+    <w:p>
+      <w:pPr>
+        <w:keepNext w:val="0"/>
+        <w:widowControl/>
+      </w:pPr>
+      <w:r>
+        <w:t>The current revision makes substantial layout changes beyond the A4 redesign, but visual refinement remains an ongoing task. Review should cover long task titles, empty lists, loading and error states, narrow widths and browser zoom. Keyboard users should be able to reach navigation, form controls and menus with a visible focus indicator. Light and dark screenshots should be checked with the same data, including selected, completed and overdue states, because a balanced default view alone does not establish readable contrast.</w:t>
+      </w:r>
+    </w:p>
+    <w:p>
+      <w:pPr>
+        <w:keepNext w:val="0"/>
+        <w:widowControl/>
+      </w:pPr>
+      <w:r>
+        <w:t>The team should record whether users can find a task, complete it, change a preference and return from a detail page without assistance. Those observations can guide further reductions in competing controls and adjustments to spacing. The descriptions above document implemented presentation and intended usability benefits; they do not claim a completed accessibility audit or measured improvement from a user study. Screenshot placeholders should be replaced with the final demonstration build when the interface is frozen.</w:t>
       </w:r>
     </w:p>
     <w:p>
@@ -3153,10 +3471,27 @@
         <w:pStyle w:val="Heading2"/>
       </w:pPr>
       <w:r>
+        <w:rPr>
+          <w:color w:val="000000"/>
+        </w:rPr>
+        <w:t>6 5 Component boundaries and state management</w:t>
+      </w:r>
+    </w:p>
+    <w:p>
+      <w:pPr>
+        <w:pStyle w:val="Heading3"/>
+      </w:pPr>
+      <w:r>
+        <w:rPr>
+          <w:color w:val="000000"/>
+        </w:rPr>
         <w:t>Feature structure</w:t>
       </w:r>
     </w:p>
     <w:p>
+      <w:pPr>
+        <w:widowControl/>
+      </w:pPr>
       <w:r>
         <w:t>The task feature separates orchestration, data loading, mutations, and presentation:</w:t>
       </w:r>
@@ -3575,10 +3910,14 @@
     </w:tbl>
     <w:p>
       <w:pPr>
+        <w:widowControl/>
         <w:spacing w:after="120" w:before="0" w:line="40" w:lineRule="exact"/>
       </w:pPr>
     </w:p>
     <w:p>
+      <w:pPr>
+        <w:widowControl/>
+      </w:pPr>
       <w:r>
         <w:t xml:space="preserve">Calendar follows a similar split: </w:t>
       </w:r>
@@ -3655,9 +3994,12 @@
     </w:p>
     <w:p>
       <w:pPr>
-        <w:pStyle w:val="Heading2"/>
+        <w:pStyle w:val="Heading3"/>
       </w:pPr>
       <w:r>
+        <w:rPr>
+          <w:color w:val="000000"/>
+        </w:rPr>
         <w:t>State ownership</w:t>
       </w:r>
     </w:p>
@@ -4293,15 +4635,8 @@
             <w:shd w:fill="FFFFFF"/>
           </w:tcPr>
           <w:p>
-            <w:pPr>
-              <w:spacing w:after="40" w:before="40" w:line="259" w:lineRule="auto"/>
-            </w:pPr>
             <w:r>
-              <w:rPr>
-                <w:rFonts w:ascii="Arial" w:hAnsi="Arial"/>
-                <w:sz w:val="19"/>
-              </w:rPr>
-              <w:t>Settings feature</w:t>
+              <w:t>Account Settings feature</w:t>
             </w:r>
           </w:p>
         </w:tc>
@@ -4334,10 +4669,14 @@
     </w:tbl>
     <w:p>
       <w:pPr>
+        <w:widowControl/>
         <w:spacing w:after="120" w:before="0" w:line="40" w:lineRule="exact"/>
       </w:pPr>
     </w:p>
     <w:p>
+      <w:pPr>
+        <w:widowControl/>
+      </w:pPr>
       <w:r>
         <w:t xml:space="preserve">The application uses React state, context, custom hooks, and a small external session store connected through </w:t>
       </w:r>
@@ -4354,13 +4693,19 @@
     </w:p>
     <w:p>
       <w:pPr>
-        <w:pStyle w:val="Heading2"/>
+        <w:pStyle w:val="Heading3"/>
       </w:pPr>
       <w:r>
+        <w:rPr>
+          <w:color w:val="000000"/>
+        </w:rPr>
         <w:t>API data and view data</w:t>
       </w:r>
     </w:p>
     <w:p>
+      <w:pPr>
+        <w:widowControl/>
+      </w:pPr>
       <w:r>
         <w:t>Task payloads distinguish stored workflow status (</w:t>
       </w:r>
@@ -4406,6 +4751,9 @@
       </w:r>
     </w:p>
     <w:p>
+      <w:pPr>
+        <w:widowControl/>
+      </w:pPr>
       <w:r/>
       <w:r>
         <w:rPr>
@@ -4440,21 +4788,30 @@
     </w:p>
     <w:p>
       <w:pPr>
-        <w:pStyle w:val="Heading1"/>
+        <w:pStyle w:val="Heading2"/>
       </w:pPr>
       <w:r>
-        <w:t>5 API integration design</w:t>
+        <w:rPr>
+          <w:color w:val="000000"/>
+        </w:rPr>
+        <w:t>6 6 API integration design</w:t>
       </w:r>
     </w:p>
     <w:p>
       <w:pPr>
-        <w:pStyle w:val="Heading2"/>
+        <w:pStyle w:val="Heading3"/>
       </w:pPr>
       <w:r>
+        <w:rPr>
+          <w:color w:val="000000"/>
+        </w:rPr>
         <w:t>Shared transport</w:t>
       </w:r>
     </w:p>
     <w:p>
+      <w:pPr>
+        <w:widowControl/>
+      </w:pPr>
       <w:r/>
       <w:r>
         <w:rPr>
@@ -4682,6 +5039,9 @@
       </w:r>
     </w:p>
     <w:p>
+      <w:pPr>
+        <w:widowControl/>
+      </w:pPr>
       <w:r>
         <w:t xml:space="preserve">Public auth calls set </w:t>
       </w:r>
@@ -4718,9 +5078,12 @@
     </w:p>
     <w:p>
       <w:pPr>
-        <w:pStyle w:val="Heading2"/>
+        <w:pStyle w:val="Heading3"/>
       </w:pPr>
       <w:r>
+        <w:rPr>
+          <w:color w:val="000000"/>
+        </w:rPr>
         <w:t>Domain integration map</w:t>
       </w:r>
     </w:p>
@@ -4876,15 +5239,8 @@
             <w:shd w:fill="FFFFFF"/>
           </w:tcPr>
           <w:p>
-            <w:pPr>
-              <w:spacing w:after="40" w:before="40" w:line="259" w:lineRule="auto"/>
-            </w:pPr>
             <w:r>
-              <w:rPr>
-                <w:rFonts w:ascii="Arial" w:hAnsi="Arial"/>
-                <w:sz w:val="19"/>
-              </w:rPr>
-              <w:t>POST /auth/login, POST /auth/register, GET /auth/me, POST/DELETE /auth/me/avatar</w:t>
+              <w:t>POST /auth/login, POST /auth/register, GET/PATCH /auth/me, POST/DELETE /auth/me/avatar</w:t>
             </w:r>
           </w:p>
         </w:tc>
@@ -4901,15 +5257,8 @@
             <w:shd w:fill="FFFFFF"/>
           </w:tcPr>
           <w:p>
-            <w:pPr>
-              <w:spacing w:after="40" w:before="40" w:line="259" w:lineRule="auto"/>
-            </w:pPr>
             <w:r>
-              <w:rPr>
-                <w:rFonts w:ascii="Arial" w:hAnsi="Arial"/>
-                <w:sz w:val="19"/>
-              </w:rPr>
-              <w:t>Session establishment, profile reads, avatar changes, and local session clearing.</w:t>
+              <w:t>Session establishment, profile reads and name updates, avatar helpers, and local session clearing.</w:t>
             </w:r>
           </w:p>
         </w:tc>
@@ -5637,23 +5986,33 @@
     </w:tbl>
     <w:p>
       <w:pPr>
+        <w:widowControl/>
         <w:spacing w:after="120" w:before="0" w:line="40" w:lineRule="exact"/>
       </w:pPr>
     </w:p>
     <w:p>
+      <w:pPr>
+        <w:widowControl/>
+      </w:pPr>
       <w:r>
         <w:t>The frontend consumes AI and scheduling results through backend contracts. Task generation and decomposition have separate preview and confirmation calls. Preview proposals include a token and expiry; confirmation persists the accepted task content and emits a task-data change. The browser does not call the AI model provider directly in these flows.</w:t>
       </w:r>
     </w:p>
     <w:p>
       <w:pPr>
-        <w:pStyle w:val="Heading2"/>
+        <w:pStyle w:val="Heading3"/>
       </w:pPr>
       <w:r>
+        <w:rPr>
+          <w:color w:val="000000"/>
+        </w:rPr>
         <w:t>Integration configuration</w:t>
       </w:r>
     </w:p>
     <w:p>
+      <w:pPr>
+        <w:widowControl/>
+      </w:pPr>
       <w:r>
         <w:t xml:space="preserve">The browser must reach the configured FastAPI URL. </w:t>
       </w:r>
@@ -5669,19 +6028,28 @@
       </w:r>
     </w:p>
     <w:p>
+      <w:pPr>
+        <w:widowControl/>
+      </w:pPr>
       <w:r>
         <w:t>The API owns authentication, task ownership, business validation, and database writes. The frontend presents validation feedback, serializes requests, and reflects accepted server results. Client-side validation improves form feedback; it does not replace backend validation.</w:t>
       </w:r>
     </w:p>
     <w:p>
       <w:pPr>
-        <w:pStyle w:val="Heading1"/>
+        <w:pStyle w:val="Heading2"/>
       </w:pPr>
       <w:r>
-        <w:t>6 Protected routes and session lifecycle</w:t>
+        <w:rPr>
+          <w:color w:val="000000"/>
+        </w:rPr>
+        <w:t>6 7 Protected routes and session lifecycle</w:t>
       </w:r>
     </w:p>
     <w:p>
+      <w:pPr>
+        <w:widowControl/>
+      </w:pPr>
       <w:r/>
       <w:r>
         <w:rPr>
@@ -6028,10 +6396,14 @@
     </w:tbl>
     <w:p>
       <w:pPr>
+        <w:widowControl/>
         <w:spacing w:after="120" w:before="0" w:line="40" w:lineRule="exact"/>
       </w:pPr>
     </w:p>
     <w:p>
+      <w:pPr>
+        <w:widowControl/>
+      </w:pPr>
       <w:r>
         <w:t xml:space="preserve">Missing credentials or an eligible 401 invalidate the session. Network errors and non-401 failures during session verification move it to </w:t>
       </w:r>
@@ -6047,11 +6419,17 @@
       </w:r>
     </w:p>
     <w:p>
+      <w:pPr>
+        <w:widowControl/>
+      </w:pPr>
       <w:r>
         <w:t>The API transport only broadcasts a 401 when the request used authentication, carried the current token, and has not been aborted. Consequently, an invalid password on the public login request remains a form error, and an old request cannot clear a newer login.</w:t>
       </w:r>
     </w:p>
     <w:p>
+      <w:pPr>
+        <w:widowControl/>
+      </w:pPr>
       <w:r>
         <w:t xml:space="preserve">The protected-route behavior is a client-side rendering gate. The repository has no inspected Next.js middleware/proxy auth guard. FastAPI's </w:t>
       </w:r>
@@ -6067,6 +6445,9 @@
       </w:r>
     </w:p>
     <w:p>
+      <w:pPr>
+        <w:widowControl/>
+      </w:pPr>
       <w:r/>
       <w:r>
         <w:rPr>
@@ -6081,15 +6462,19 @@
     </w:p>
     <w:p>
       <w:pPr>
-        <w:pStyle w:val="Heading2"/>
+        <w:pStyle w:val="Heading3"/>
       </w:pPr>
       <w:r>
+        <w:rPr>
+          <w:color w:val="000000"/>
+        </w:rPr>
         <w:t>Sign-in sequence</w:t>
       </w:r>
     </w:p>
     <w:p>
       <w:pPr>
         <w:keepNext/>
+        <w:widowControl/>
         <w:jc w:val="center"/>
       </w:pPr>
       <w:r>
@@ -6133,40 +6518,15 @@
         <w:jc w:val="center"/>
       </w:pPr>
       <w:r>
-        <w:t>Figure 3  Sign in and session verification sequence</w:t>
-      </w:r>
-    </w:p>
-    <w:p>
-      <w:r>
-        <w:t xml:space="preserve">After verification, the provider starts best-effort timezone synchronization. Failure of that synchronization does not invalidate a verified session. Sign-out clears the token/user cache and returns to </w:t>
-      </w:r>
-      <w:r>
-        <w:rPr>
-          <w:rFonts w:ascii="Consolas" w:hAnsi="Consolas"/>
-          <w:sz w:val="19"/>
-        </w:rPr>
-        <w:t>/login</w:t>
-      </w:r>
-      <w:r>
-        <w:t xml:space="preserve"> through the session controller. The sign-in page's "Remember me" control currently does not change </w:t>
-      </w:r>
-      <w:r>
-        <w:rPr>
-          <w:rFonts w:ascii="Consolas" w:hAnsi="Consolas"/>
-          <w:sz w:val="19"/>
-        </w:rPr>
-        <w:t>loginUser</w:t>
-      </w:r>
-      <w:r>
-        <w:t xml:space="preserve"> persistence; the helper always stores the token in local storage. Password recovery and social sign-in controls are present in the UI, but the inspected controls do not implement those authentication integrations.</w:t>
+        <w:t>Figure 6 9  Sign in and session verification sequence</w:t>
       </w:r>
     </w:p>
     <w:p>
       <w:pPr>
-        <w:pStyle w:val="Heading1"/>
+        <w:widowControl/>
       </w:pPr>
       <w:r>
-        <w:t>7 Data updates and consistency</w:t>
+        <w:t>After verification, the provider starts best-effort timezone synchronization. Failure of that synchronization does not invalidate a verified session. Sign-out clears the token/user cache and returns to /login through the session controller. The sign-in page's Remember me control currently does not change loginUser persistence; the helper always stores the token in local storage. Google and Facebook buttons are visual mock-ups. Password recovery and social sign-in controls do not implement those integrations.</w:t>
       </w:r>
     </w:p>
     <w:p>
@@ -6174,10 +6534,27 @@
         <w:pStyle w:val="Heading2"/>
       </w:pPr>
       <w:r>
+        <w:rPr>
+          <w:color w:val="000000"/>
+        </w:rPr>
+        <w:t>6 8 Data updates and consistency</w:t>
+      </w:r>
+    </w:p>
+    <w:p>
+      <w:pPr>
+        <w:pStyle w:val="Heading3"/>
+      </w:pPr>
+      <w:r>
+        <w:rPr>
+          <w:color w:val="000000"/>
+        </w:rPr>
         <w:t>Mutation and refresh pattern</w:t>
       </w:r>
     </w:p>
     <w:p>
+      <w:pPr>
+        <w:widowControl/>
+      </w:pPr>
       <w:r>
         <w:t xml:space="preserve">Domain helpers emit browser </w:t>
       </w:r>
@@ -6514,15 +6891,8 @@
             <w:shd w:fill="FFFFFF"/>
           </w:tcPr>
           <w:p>
-            <w:pPr>
-              <w:spacing w:after="40" w:before="40" w:line="259" w:lineRule="auto"/>
-            </w:pPr>
             <w:r>
-              <w:rPr>
-                <w:rFonts w:ascii="Arial" w:hAnsi="Arial"/>
-                <w:sz w:val="19"/>
-              </w:rPr>
-              <w:t>Settings page after a successful save.</w:t>
+              <w:t>Account Settings after a successful preference save.</w:t>
             </w:r>
           </w:p>
         </w:tc>
@@ -6795,25 +7165,33 @@
     </w:tbl>
     <w:p>
       <w:pPr>
+        <w:widowControl/>
         <w:spacing w:after="120" w:before="0" w:line="40" w:lineRule="exact"/>
       </w:pPr>
     </w:p>
     <w:p>
+      <w:pPr>
+        <w:widowControl/>
+      </w:pPr>
       <w:r>
         <w:t>These notifications operate within the current browser window. They do not provide server push, durable event delivery, or automatic synchronization between browser tabs. A feature opened later loads data on mount. The dashboard currently subscribes to task/settings changes, but not directly to focus changes; revisiting the dashboard loads a new summary after a focus session.</w:t>
       </w:r>
     </w:p>
     <w:p>
       <w:pPr>
-        <w:pStyle w:val="Heading2"/>
+        <w:pStyle w:val="Heading3"/>
       </w:pPr>
       <w:r>
+        <w:rPr>
+          <w:color w:val="000000"/>
+        </w:rPr>
         <w:t>Task creation sequence</w:t>
       </w:r>
     </w:p>
     <w:p>
       <w:pPr>
         <w:keepNext/>
+        <w:widowControl/>
         <w:jc w:val="center"/>
       </w:pPr>
       <w:r>
@@ -6857,28 +7235,40 @@
         <w:jc w:val="center"/>
       </w:pPr>
       <w:r>
-        <w:t>Figure 4  Task creation and data refresh sequence</w:t>
+        <w:t>Figure 6 10  Task creation and data refresh sequence</w:t>
       </w:r>
     </w:p>
     <w:p>
+      <w:pPr>
+        <w:widowControl/>
+      </w:pPr>
       <w:r>
         <w:t>The form trims the title, converts priority labels to API values, normalizes subtasks, validates custom duration, and converts the local due date/time to an ISO timestamp. A date without a time defaults to 23:59:00 in this form. If creation fails, the helper emits no task-change event; the action propagates the error and the form displays it.</w:t>
       </w:r>
     </w:p>
     <w:p>
+      <w:pPr>
+        <w:widowControl/>
+      </w:pPr>
       <w:r>
         <w:t>The action callback also explicitly refreshes task data after the event has fired. This means event listeners and local callbacks can request overlapping reads. The diagram shows this existing behavior rather than implying a deduplicated cache.</w:t>
       </w:r>
     </w:p>
     <w:p>
       <w:pPr>
-        <w:pStyle w:val="Heading2"/>
+        <w:pStyle w:val="Heading3"/>
       </w:pPr>
       <w:r>
+        <w:rPr>
+          <w:color w:val="000000"/>
+        </w:rPr>
         <w:t>Dashboard update sequence</w:t>
       </w:r>
     </w:p>
     <w:p>
+      <w:pPr>
+        <w:widowControl/>
+      </w:pPr>
       <w:r>
         <w:t xml:space="preserve">The dashboard fetches one aggregate </w:t>
       </w:r>
@@ -6896,6 +7286,7 @@
     <w:p>
       <w:pPr>
         <w:keepNext/>
+        <w:widowControl/>
         <w:jc w:val="center"/>
       </w:pPr>
       <w:r>
@@ -6939,23 +7330,32 @@
         <w:jc w:val="center"/>
       </w:pPr>
       <w:r>
-        <w:t>Figure 5  Dashboard Quick Win update sequence</w:t>
+        <w:t>Figure 6 11  Dashboard Quick Win update sequence</w:t>
       </w:r>
     </w:p>
     <w:p>
+      <w:pPr>
+        <w:widowControl/>
+      </w:pPr>
       <w:r>
         <w:t>On initial entry, an abortable effect loads the summary. A mounted dashboard also reloads after task/settings events and selected feature callbacks. The first load uses a loading state; an initial failure offers retry. When a previous summary exists, refresh failures retain it. In the current rendering code, the dedicated dashboard error component is used only when no summary exists, so background refresh errors do not receive the same full error view.</w:t>
       </w:r>
     </w:p>
     <w:p>
       <w:pPr>
-        <w:pStyle w:val="Heading2"/>
+        <w:pStyle w:val="Heading3"/>
       </w:pPr>
       <w:r>
+        <w:rPr>
+          <w:color w:val="000000"/>
+        </w:rPr>
         <w:t>Focus and reward integration</w:t>
       </w:r>
     </w:p>
     <w:p>
+      <w:pPr>
+        <w:widowControl/>
+      </w:pPr>
       <w:r>
         <w:t xml:space="preserve">The timer uses a 250 ms local tick and wall-clock deadline to update the countdown. This interval is a UI timer, not periodic API polling. The hook stores a local snapshot and reconciles with </w:t>
       </w:r>
@@ -6971,47 +7371,71 @@
       </w:r>
     </w:p>
     <w:p>
+      <w:pPr>
+        <w:widowControl/>
+      </w:pPr>
       <w:r>
         <w:t>Successful recording resets the displayed countdown. Skip records an active focus session before advancing to a fresh break/focus countdown. A failed save retains session identity and task locking so the user can retry. Focus mutations emit focus-change events, and awarded rewards emit growth-reward events. The shell can use the reward's included profile or fetch the current gamification profile to update its displayed points.</w:t>
       </w:r>
     </w:p>
     <w:p>
       <w:pPr>
-        <w:pStyle w:val="Heading1"/>
+        <w:pStyle w:val="Heading2"/>
       </w:pPr>
       <w:r>
-        <w:t>8 Loading errors and request coordination</w:t>
+        <w:rPr>
+          <w:color w:val="000000"/>
+        </w:rPr>
+        <w:t>6 9 Loading errors and request coordination</w:t>
       </w:r>
     </w:p>
     <w:p>
+      <w:pPr>
+        <w:widowControl/>
+      </w:pPr>
       <w:r>
         <w:t>Page-specific hooks own loading and mutation flags. Buttons and dialogs use these flags to avoid conflicting operations and show progress. Some actions update the UI optimistically: task status changes preserve the previous task for rollback, and notification selection adjusts unread state before the read request completes.</w:t>
       </w:r>
     </w:p>
     <w:p>
+      <w:pPr>
+        <w:widowControl/>
+      </w:pPr>
       <w:r>
         <w:t>Abort controllers are used in session verification and several mount-time feature requests. Session verification additionally guards against stale revisions; the shell's growth-point loader also checks request revisions. This protection is not universal across all feature loaders. For example, event-triggered dashboard refreshes are not deduplicated or ordered with a revision counter, and task data refreshes do not consistently pass abort signals.</w:t>
       </w:r>
     </w:p>
     <w:p>
+      <w:pPr>
+        <w:widowControl/>
+      </w:pPr>
       <w:r>
         <w:t>Task counts currently require five parallel list requests for all/pending/in-progress/done/overdue totals, separate from the visible task-list request. Calendar currently fetches all task pages with page size 100, then maps and filters the visible range in the browser. These details affect navigation and refresh costs and should be considered when investigating performance.</w:t>
       </w:r>
     </w:p>
     <w:p>
+      <w:pPr>
+        <w:widowControl/>
+      </w:pPr>
       <w:r>
         <w:t>The forest world loads its 3D scene dynamically with server-side rendering disabled and a loading placeholder. This defers scene rendering to that feature rather than placing the 3D renderer directly in every screen's shell.</w:t>
       </w:r>
     </w:p>
     <w:p>
       <w:pPr>
-        <w:pStyle w:val="Heading1"/>
+        <w:pStyle w:val="Heading2"/>
       </w:pPr>
       <w:r>
-        <w:t>9 Implementation boundaries and maintenance guidance</w:t>
+        <w:rPr>
+          <w:color w:val="000000"/>
+        </w:rPr>
+        <w:t>6 10 Implementation boundaries and maintenance guidance</w:t>
       </w:r>
     </w:p>
     <w:p>
+      <w:pPr>
+        <w:widowControl/>
+      </w:pPr>
       <w:r>
         <w:t>The following points describe the current design and useful constraints for subsequent development:</w:t>
       </w:r>
@@ -7073,17 +7497,23 @@
       </w:r>
     </w:p>
     <w:p>
+      <w:pPr>
+        <w:widowControl/>
+      </w:pPr>
       <w:r>
         <w:t>Potential improvements include consolidating repeated refreshes, introducing consistent request cancellation/revision handling, and considering server-filtered calendar reads or a counts endpoint. These are follow-up design options, not features claimed to be implemented by this document.</w:t>
       </w:r>
     </w:p>
     <w:p>
       <w:pPr>
-        <w:pStyle w:val="Heading1"/>
+        <w:pStyle w:val="Heading2"/>
         <w:pageBreakBefore/>
       </w:pPr>
       <w:r>
-        <w:t>10 Source references and verification scope</w:t>
+        <w:rPr>
+          <w:color w:val="000000"/>
+        </w:rPr>
+        <w:t>6 11 Source references and verification scope</w:t>
       </w:r>
     </w:p>
     <w:tbl>
@@ -7607,19 +8037,114 @@
           </w:p>
         </w:tc>
       </w:tr>
+      <w:tr>
+        <w:tc>
+          <w:tcPr>
+            <w:tcW w:type="dxa" w:w="3024"/>
+          </w:tcPr>
+          <w:p>
+            <w:r>
+              <w:rPr>
+                <w:rFonts w:ascii="Arial" w:hAnsi="Arial"/>
+                <w:sz w:val="20"/>
+              </w:rPr>
+              <w:t>Interface comparison</w:t>
+            </w:r>
+          </w:p>
+        </w:tc>
+        <w:tc>
+          <w:tcPr>
+            <w:tcW w:type="dxa" w:w="7200"/>
+          </w:tcPr>
+          <w:p>
+            <w:r>
+              <w:rPr>
+                <w:rFonts w:ascii="Arial" w:hAnsi="Arial"/>
+                <w:sz w:val="20"/>
+              </w:rPr>
+              <w:t>CSIT321 - Group27 - A4 Prototype Presentation.pdf, 6 August 2026, pages 9 to 11 and 23 to 28.</w:t>
+            </w:r>
+          </w:p>
+        </w:tc>
+      </w:tr>
+      <w:tr>
+        <w:tc>
+          <w:tcPr>
+            <w:tcW w:type="dxa" w:w="3024"/>
+          </w:tcPr>
+          <w:p>
+            <w:r>
+              <w:rPr>
+                <w:rFonts w:ascii="Arial" w:hAnsi="Arial"/>
+                <w:sz w:val="20"/>
+              </w:rPr>
+              <w:t>Current account and profile</w:t>
+            </w:r>
+          </w:p>
+        </w:tc>
+        <w:tc>
+          <w:tcPr>
+            <w:tcW w:type="dxa" w:w="7200"/>
+          </w:tcPr>
+          <w:p>
+            <w:r>
+              <w:rPr>
+                <w:rFonts w:ascii="Arial" w:hAnsi="Arial"/>
+                <w:sz w:val="20"/>
+              </w:rPr>
+              <w:t>web/components/profile/account-page.tsx, profile-page.tsx; web/lib/auth.ts; web/lib/settings.ts.</w:t>
+            </w:r>
+          </w:p>
+        </w:tc>
+      </w:tr>
+      <w:tr>
+        <w:tc>
+          <w:tcPr>
+            <w:tcW w:type="dxa" w:w="3024"/>
+          </w:tcPr>
+          <w:p>
+            <w:r>
+              <w:rPr>
+                <w:rFonts w:ascii="Arial" w:hAnsi="Arial"/>
+                <w:sz w:val="20"/>
+              </w:rPr>
+              <w:t>Responsive interface</w:t>
+            </w:r>
+          </w:p>
+        </w:tc>
+        <w:tc>
+          <w:tcPr>
+            <w:tcW w:type="dxa" w:w="7200"/>
+          </w:tcPr>
+          <w:p>
+            <w:r>
+              <w:rPr>
+                <w:rFonts w:ascii="Arial" w:hAnsi="Arial"/>
+                <w:sz w:val="20"/>
+              </w:rPr>
+              <w:t>web/components/auth/auth-shell.tsx; web/components/layout/mobile-bottom-navigation.tsx; web/components/tasks/task-list-views.tsx; web/components/calendar/calendar-views.tsx; web/components/layout/notification-dropdown.tsx.</w:t>
+            </w:r>
+          </w:p>
+        </w:tc>
+      </w:tr>
     </w:tbl>
     <w:p>
       <w:pPr>
+        <w:widowControl/>
         <w:spacing w:after="120" w:before="0" w:line="40" w:lineRule="exact"/>
       </w:pPr>
     </w:p>
     <w:p>
+      <w:pPr>
+        <w:widowControl/>
+      </w:pPr>
       <w:r>
         <w:t>This document was checked against source code and existing repository guidance. It does not claim a fresh authenticated browser demonstration or backend integration test. Existing Node regression tests cover selected auth, task, calendar, and focus behavior; their simulated API/storage/clock dependencies are documented in README.md and web/components/tasks/README.md. Demonstration evidence and its limits are maintained in DEMO_VERIFICATION.md.</w:t>
       </w:r>
     </w:p>
     <w:sectPr>
       <w:footerReference w:type="default" r:id="rId9"/>
+      <w:headerReference w:type="default" r:id="rId15"/>
       <w:pgSz w:w="12240" w:h="15840"/>
       <w:pgMar w:top="1037" w:right="1008" w:bottom="979" w:left="1008" w:header="720" w:footer="403" w:gutter="0"/>
       <w:cols w:space="720"/>
@@ -7645,6 +8170,16 @@
     <w:fldSimple w:instr="PAGE"/>
   </w:p>
 </w:ftr>
+</file>
+
+<file path=word/header1.xml><?xml version="1.0" encoding="utf-8"?>
+<w:hdr xmlns:m="http://schemas.openxmlformats.org/officeDocument/2006/math" xmlns:mc="http://schemas.openxmlformats.org/markup-compatibility/2006" xmlns:mo="http://schemas.microsoft.com/office/mac/office/2008/main" xmlns:mv="urn:schemas-microsoft-com:mac:vml" xmlns:o="urn:schemas-microsoft-com:office:office" xmlns:r="http://schemas.openxmlformats.org/officeDocument/2006/relationships" xmlns:v="urn:schemas-microsoft-com:vml" xmlns:w10="urn:schemas-microsoft-com:office:word" xmlns:w14="http://schemas.microsoft.com/office/word/2010/wordml" xmlns:w="http://schemas.openxmlformats.org/wordprocessingml/2006/main" xmlns:wne="http://schemas.microsoft.com/office/word/2006/wordml" xmlns:wp14="http://schemas.microsoft.com/office/word/2010/wordprocessingDrawing" xmlns:wp="http://schemas.openxmlformats.org/drawingml/2006/wordprocessingDrawing" xmlns:wpc="http://schemas.microsoft.com/office/word/2010/wordprocessingCanvas" xmlns:wpg="http://schemas.microsoft.com/office/word/2010/wordprocessingGroup" xmlns:wpi="http://schemas.microsoft.com/office/word/2010/wordprocessingInk" xmlns:wps="http://schemas.microsoft.com/office/word/2010/wordprocessingShape" mc:Ignorable="w14 wp14">
+  <w:p>
+    <w:pPr>
+      <w:pStyle w:val="Header"/>
+    </w:pPr>
+  </w:p>
+</w:hdr>
 </file>
 
 <file path=word/numbering.xml><?xml version="1.0" encoding="utf-8"?>
@@ -8074,6 +8609,7 @@
     <w:pPr>
       <w:keepNext/>
       <w:keepLines/>
+      <w:pageBreakBefore w:val="0"/>
       <w:spacing w:before="300" w:after="160"/>
       <w:outlineLvl w:val="0"/>
     </w:pPr>
@@ -8098,6 +8634,7 @@
     <w:pPr>
       <w:keepNext/>
       <w:keepLines/>
+      <w:pageBreakBefore w:val="0"/>
       <w:spacing w:before="300" w:after="160"/>
       <w:outlineLvl w:val="1"/>
     </w:pPr>
@@ -8122,6 +8659,7 @@
     <w:pPr>
       <w:keepNext/>
       <w:keepLines/>
+      <w:pageBreakBefore w:val="0"/>
       <w:spacing w:before="300" w:after="160"/>
       <w:outlineLvl w:val="2"/>
     </w:pPr>

--- a/frontend/Frontend_Architecture_and_Integration_Design.docx
+++ b/frontend/Frontend_Architecture_and_Integration_Design.docx
@@ -37,7 +37,7 @@
         <w:widowControl/>
       </w:pPr>
       <w:r>
-        <w:t>Chrono uses Next.js App Router to organize screens and shared layouts. Route entry files delegate to feature components, which manage interaction state and call typed API helpers. A shared request function sends browser requests directly to FastAPI. The backend authenticates requests, owns business rules, and persists application data.</w:t>
+        <w:t>Chrono uses Next.js App Router to organize screens and shared layouts. Feature components own interaction state and call typed domain helpers. Eligible task-list, task-count and project-list reads pass through a bounded browser-memory cache before apiRequest sends a request to FastAPI. Writes and bypass reads use the transport directly. FastAPI authenticates requests, enforces ownership and business rules, and persists records in PostgreSQL. The cache supports navigation within a browser window and is not a separate deployed service.</w:t>
       </w:r>
     </w:p>
     <w:p>
@@ -107,7 +107,7 @@
       <w:r>
         <w:drawing>
           <wp:inline xmlns:a="http://schemas.openxmlformats.org/drawingml/2006/main" xmlns:pic="http://schemas.openxmlformats.org/drawingml/2006/picture">
-            <wp:extent cx="6446520" cy="3996842"/>
+            <wp:extent cx="5897880" cy="3669792"/>
             <wp:docPr id="1" name="Logical frontend and backend architecture" descr="Logical frontend and backend architecture"/>
             <wp:cNvGraphicFramePr>
               <a:graphicFrameLocks noChangeAspect="1"/>
@@ -128,7 +128,7 @@
                   <pic:spPr>
                     <a:xfrm>
                       <a:off x="0" y="0"/>
-                      <a:ext cx="6446520" cy="3996842"/>
+                      <a:ext cx="5897880" cy="3669792"/>
                     </a:xfrm>
                     <a:prstGeom prst="rect"/>
                   </pic:spPr>
@@ -153,17 +153,7 @@
         <w:widowControl/>
       </w:pPr>
       <w:r>
-        <w:t xml:space="preserve">This is a logical component diagram. The boxes inside the browser are modules within the frontend, rather than independently deployed services. There is no application API proxy in the inspected Next.js configuration: </w:t>
-      </w:r>
-      <w:r>
-        <w:rPr>
-          <w:rFonts w:ascii="Consolas" w:hAnsi="Consolas"/>
-          <w:sz w:val="19"/>
-        </w:rPr>
-        <w:t>web/next.config.ts</w:t>
-      </w:r>
-      <w:r>
-        <w:t xml:space="preserve"> is empty, and domain helpers target FastAPI directly.</w:t>
+        <w:t>The diagram shows modules inside the browser and the existing API/database boundary. A fresh cached value or matching request already in progress can satisfy an eligible read; a miss uses the shared HTTP transport. Writes do not use this read cache. No application API proxy is configured in Next.js: domain helpers continue to target FastAPI directly. Cache data is a temporary response copy, not an authoritative record or authentication decision.</w:t>
       </w:r>
     </w:p>
     <w:p>
@@ -4420,15 +4410,8 @@
             <w:shd w:fill="F1F5F7"/>
           </w:tcPr>
           <w:p>
-            <w:pPr>
-              <w:spacing w:after="40" w:before="40" w:line="259" w:lineRule="auto"/>
-            </w:pPr>
             <w:r>
-              <w:rPr>
-                <w:rFonts w:ascii="Arial" w:hAnsi="Arial"/>
-                <w:sz w:val="19"/>
-              </w:rPr>
-              <w:t>Backend responses copied into component state.</w:t>
+              <w:t>Backend data in component state; task lists/counts also use a bounded, token-scoped memory cache.</w:t>
             </w:r>
           </w:p>
         </w:tc>
@@ -4678,17 +4661,20 @@
         <w:widowControl/>
       </w:pPr>
       <w:r>
-        <w:t xml:space="preserve">The application uses React state, context, custom hooks, and a small external session store connected through </w:t>
+        <w:t>The application uses React state, context, custom hooks and a small external session store connected through useSyncExternalStore. It does not use Redux, Zustand, SWR or TanStack Query. A bounded memory cache in lib/read-cache.ts now shares task-list, task-count and project-list reads. The backend remains the source of persisted data; cached responses support faster navigation within the current browser window.</w:t>
       </w:r>
+    </w:p>
+    <w:p>
+      <w:pPr>
+        <w:pStyle w:val="Heading3"/>
+      </w:pPr>
       <w:r>
-        <w:rPr>
-          <w:rFonts w:ascii="Consolas" w:hAnsi="Consolas"/>
-          <w:sz w:val="19"/>
-        </w:rPr>
-        <w:t>useSyncExternalStore</w:t>
+        <w:t>Read cache ownership</w:t>
       </w:r>
+    </w:p>
+    <w:p>
       <w:r>
-        <w:t>. The inspected implementation does not use Redux, Zustand, SWR, or TanStack Query. Domain API helpers centralize contracts and side effects, but do not provide a general query cache.</w:t>
+        <w:t>lib/read-cache.ts owns only cached response values, timestamps and shared pending Promises. lib/tasks.ts and lib/projects.ts select eligible reads and their freshness policies; apiRequest owns HTTP, credentials and errors. useTaskPageData owns loading/error presentation, selection and request revisions. The current token scopes cache reuse, but FastAPI continues to validate every network request. Keeping these roles separate prevents temporary browser state from being mistaken for persisted application state.</w:t>
       </w:r>
     </w:p>
     <w:p>
@@ -5305,15 +5291,8 @@
             <w:shd w:fill="F1F5F7"/>
           </w:tcPr>
           <w:p>
-            <w:pPr>
-              <w:spacing w:after="40" w:before="40" w:line="259" w:lineRule="auto"/>
-            </w:pPr>
             <w:r>
-              <w:rPr>
-                <w:rFonts w:ascii="Arial" w:hAnsi="Arial"/>
-                <w:sz w:val="19"/>
-              </w:rPr>
-              <w:t>GET/POST /tasks, PATCH/DELETE /tasks/{id}, bulk/subtask/reschedule routes</w:t>
+              <w:t>GET/POST /tasks, GET /tasks/counts, PATCH/DELETE /tasks/{id}, bulk/subtask/reschedule routes</w:t>
             </w:r>
           </w:p>
         </w:tc>
@@ -5330,15 +5309,8 @@
             <w:shd w:fill="F1F5F7"/>
           </w:tcPr>
           <w:p>
-            <w:pPr>
-              <w:spacing w:after="40" w:before="40" w:line="259" w:lineRule="auto"/>
-            </w:pPr>
             <w:r>
-              <w:rPr>
-                <w:rFonts w:ascii="Arial" w:hAnsi="Arial"/>
-                <w:sz w:val="19"/>
-              </w:rPr>
-              <w:t>Task contracts, query serialization, mutations, and task-change events.</w:t>
+              <w:t>Task contracts, query serialization, aggregate counts, cached/shared list reads, mutations and task-change events.</w:t>
             </w:r>
           </w:p>
         </w:tc>
@@ -6556,27 +6528,7 @@
         <w:widowControl/>
       </w:pPr>
       <w:r>
-        <w:t xml:space="preserve">Domain helpers emit browser </w:t>
-      </w:r>
-      <w:r>
-        <w:rPr>
-          <w:rFonts w:ascii="Consolas" w:hAnsi="Consolas"/>
-          <w:sz w:val="19"/>
-        </w:rPr>
-        <w:t>CustomEvent</w:t>
-      </w:r>
-      <w:r>
-        <w:t xml:space="preserve">s after successful mutations. Mounted consumers subscribe through </w:t>
-      </w:r>
-      <w:r>
-        <w:rPr>
-          <w:rFonts w:ascii="Consolas" w:hAnsi="Consolas"/>
-          <w:sz w:val="19"/>
-        </w:rPr>
-        <w:t>lib/data-events.ts</w:t>
-      </w:r>
-      <w:r>
-        <w:t xml:space="preserve"> and fetch current server data. These events carry invalidation intent rather than a complete replacement cache.</w:t>
+        <w:t>After successful task or project mutations, lib/data-events.ts invalidates both task and project cache groups before dispatching browser CustomEvents. Clearing project responses also discards task-count summaries embedded in those responses. Mounted consumers still need subscriptions to refresh their local state; the cache is not a reactive observer layer. Invalidation applies even when a feature view is unmounted, but events do not reach another tab or device.</w:t>
       </w:r>
     </w:p>
     <w:tbl>
@@ -7251,7 +7203,7 @@
         <w:widowControl/>
       </w:pPr>
       <w:r>
-        <w:t>The action callback also explicitly refreshes task data after the event has fired. This means event listeners and local callbacks can request overlapping reads. The diagram shows this existing behavior rather than implying a deduplicated cache.</w:t>
+        <w:t>The action callback also explicitly refreshes task data after the mutation event has fired. Existing callers can therefore ask for overlapping reads. Unsignalled task-list, count and project reads now share an in-flight request and reuse a recently completed result for the same query. This reduces repeated network work without removing the existing view-refresh callbacks. Abortable callers retain independent requests so one view cannot cancel another view's shared read.</w:t>
       </w:r>
     </w:p>
     <w:p>
@@ -7402,7 +7354,7 @@
         <w:widowControl/>
       </w:pPr>
       <w:r>
-        <w:t>Abort controllers are used in session verification and several mount-time feature requests. Session verification additionally guards against stale revisions; the shell's growth-point loader also checks request revisions. This protection is not universal across all feature loaders. For example, event-triggered dashboard refreshes are not deduplicated or ordered with a revision counter, and task data refreshes do not consistently pass abort signals.</w:t>
+        <w:t>Abort controllers are used in session verification and several mount-time feature requests. Session verification and the shell growth-point loader guard against stale responses. The Tasks loader now uses separate request revisions for rows, counts and projects, and increments them on cleanup or superseding queries. Event-triggered dashboard refreshes still lack equivalent deduplication and ordering. Protection is therefore feature-specific rather than universal.</w:t>
       </w:r>
     </w:p>
     <w:p>
@@ -7410,7 +7362,17 @@
         <w:widowControl/>
       </w:pPr>
       <w:r>
-        <w:t>Task counts currently require five parallel list requests for all/pending/in-progress/done/overdue totals, separate from the visible task-list request. Calendar currently fetches all task pages with page size 100, then maps and filters the visible range in the browser. These details affect navigation and refresh costs and should be considered when investigating performance.</w:t>
+        <w:t>Task status counts now use GET /tasks/counts, replacing five separate list requests. The endpoint runs one aggregate SQL query scoped to the authenticated user and optional search/project or Inbox filters. Pending and In Progress exclude computed-overdue rows, Done counts completed tasks and Overdue retains the existing due-date rule. The Tasks page still obtains its filtered rows separately; counts do not depend on the priority filter, while pagination follows the filtered list total. A cold Tasks visit therefore needs three feature reads: tasks, counts and projects, rather than seven. Shared shell requests are additional and are not included in this comparison.</w:t>
+      </w:r>
+    </w:p>
+    <w:p>
+      <w:r>
+        <w:t>Eligible task lists and counts are fresh for 15 seconds and project lists for 60 seconds. Tasks can display snapshots younger than five minutes while stale reads revalidate. These times are checked on access; they do not create polling, automatic focus/reconnect refetch or a timed garbage collector. The memory Map holds at most 50 entries and evicts in insertion order rather than by least recent use. Token changes and sign-out clear it. Invalidated in-flight requests cannot refill discarded entries; separate loader revisions guard component state.</w:t>
+      </w:r>
+    </w:p>
+    <w:p>
+      <w:r>
+        <w:t>Folder functionality remains available. Project choices share the cache and no longer reload for each task search, but are still loaded on a cold Tasks visit. Calls with an AbortSignal bypass request sharing, and targeted getTask reads remain uncached. Sidebar, notification and XP work is outside the seven-to-three feature-read comparison. Calendar still loads all task pages and chooses scheduled_start before due_date when determining calendar placement. A future server-range query must preserve that meaning rather than simply apply a deadline filter.</w:t>
       </w:r>
     </w:p>
     <w:p>
@@ -7422,8 +7384,14 @@
       </w:r>
     </w:p>
     <w:p>
+      <w:r>
+        <w:t>A mounted view can retain stale component values after cache invalidation unless its event handler refreshes them. Cached task rows are preserved when a matching background read fails, with the error exposed; count errors preserve prior values without blocking rows. Expiry alone does not update overdue totals on an idle page. Cross-tab invalidation, forced refresh and explicit stale indicators remain follow-up design work. The detailed before/after explanation and prioritised proposals are recorded in Chrono Data Fetching and Performance Review, Section 3 onward.</w:t>
+      </w:r>
+    </w:p>
+    <w:p>
       <w:pPr>
         <w:pStyle w:val="Heading2"/>
+        <w:pageBreakBefore/>
       </w:pPr>
       <w:r>
         <w:rPr>
@@ -7501,7 +7469,7 @@
         <w:widowControl/>
       </w:pPr>
       <w:r>
-        <w:t>Potential improvements include consolidating repeated refreshes, introducing consistent request cancellation/revision handling, and considering server-filtered calendar reads or a counts endpoint. These are follow-up design options, not features claimed to be implemented by this document.</w:t>
+        <w:t>The current optimisation shares recent task and project reads and replaces repeated status-count requests with an aggregate endpoint. Further options include server-filtered calendar reads, coordinated dashboard refreshes and a production-build navigation benchmark. The frontend and backend should be released together because the updated Tasks page expects /tasks/counts. No database migration is required for this endpoint.</w:t>
       </w:r>
     </w:p>
     <w:p>
@@ -7749,15 +7717,8 @@
             <w:shd w:fill="FFFFFF"/>
           </w:tcPr>
           <w:p>
-            <w:pPr>
-              <w:spacing w:after="40" w:before="40" w:line="259" w:lineRule="auto"/>
-            </w:pPr>
             <w:r>
-              <w:rPr>
-                <w:rFonts w:ascii="Arial" w:hAnsi="Arial"/>
-                <w:sz w:val="19"/>
-              </w:rPr>
-              <w:t>web/lib/api.ts, web/lib/data-events.ts, web/lib/gamification.ts.</w:t>
+              <w:t>web/lib/api.ts, web/lib/read-cache.ts, web/lib/data-events.ts, web/lib/gamification.ts; Chrono_Data_Fetching_and_Performance_Review.docx.</w:t>
             </w:r>
           </w:p>
         </w:tc>

--- a/frontend/Frontend_Architecture_and_Integration_Design.docx
+++ b/frontend/Frontend_Architecture_and_Integration_Design.docx
@@ -925,21 +925,25 @@
         <w:br/>
         <w:t xml:space="preserve">            └── CurrentUserProvider</w:t>
         <w:br/>
-        <w:t xml:space="preserve">                └── DashboardHeadingProvider</w:t>
+        <w:t xml:space="preserve">                └── Session gate</w:t>
         <w:br/>
-        <w:t xml:space="preserve">                    ├── Sidebar</w:t>
+        <w:t xml:space="preserve">                    ├── Checking / retry / redirect state</w:t>
         <w:br/>
-        <w:t xml:space="preserve">                    ├── Header / MobileTopHeader</w:t>
+        <w:t xml:space="preserve">                    └── Authenticated workspace</w:t>
         <w:br/>
-        <w:t xml:space="preserve">                    ├── PageHeading</w:t>
+        <w:t xml:space="preserve">                        └── DashboardHeadingProvider</w:t>
         <w:br/>
-        <w:t xml:space="preserve">                    ├── Session-dependent content</w:t>
+        <w:t xml:space="preserve">                            ├── Sidebar</w:t>
         <w:br/>
-        <w:t xml:space="preserve">                    │   └── PageEntrance → active feature page</w:t>
+        <w:t xml:space="preserve">                            ├── Header / MobileTopHeader</w:t>
         <w:br/>
-        <w:t xml:space="preserve">                    ├── GrowthRewardToast</w:t>
+        <w:t xml:space="preserve">                            ├── PageHeading</w:t>
         <w:br/>
-        <w:t xml:space="preserve">                    └── MobileBottomNavigation</w:t>
+        <w:t xml:space="preserve">                            ├── PageEntrance → feature page</w:t>
+        <w:br/>
+        <w:t xml:space="preserve">                            ├── GrowthRewardToast</w:t>
+        <w:br/>
+        <w:t xml:space="preserve">                            └── MobileBottomNavigation</w:t>
       </w:r>
     </w:p>
     <w:p>
@@ -3219,7 +3223,7 @@
         <w:widowControl/>
       </w:pPr>
       <w:r>
-        <w:t>The A4 dashboard description on page 25 emphasised displaying more information at once through widgets, charts and compact lists. The current design gives the daily decision a clearer position: progress, focus goal, streak and overdue work provide a quick overview, followed by AI Pick for Today and actionable task groups. Desktop space supports a wider composition, while mobile stacks the overview and recommendation content beneath a short greeting and search area. The primary task action remains visible within its card.</w:t>
+        <w:t>The A4 dashboard description on page 25 emphasised displaying more information at once through widgets, charts and compact lists. The current design organises this information into self-contained cards. Progress, focus goal, streak and overdue work provide the overview, followed by AI Pick for Today, In Progress, Quick Wins and weekly activity. Each card places its title inside its container on desktop and mobile. The external Overview, Today, Keep things moving and Progress labels are removed, and the weekly chart uses one internal This week title. View all sits inside the In Progress header. This reduces repeated headings and keeps navigation actions beside the content they affect.</w:t>
       </w:r>
     </w:p>
     <w:p>
@@ -3228,7 +3232,25 @@
         <w:widowControl/>
       </w:pPr>
       <w:r>
-        <w:t>Light mode applies the same hierarchy with quieter backgrounds, while green progress and action elements remain recognisable. Notification and XP controls provide access to alerts and growth feedback without adding another dashboard section. These changes are intended to make the next action easier to identify; a reduction in completion time or navigation errors still requires user testing.</w:t>
+        <w:t>Light mode applies the same hierarchy with quieter backgrounds, while green progress and action elements remain recognisable. Desktop uses the available width for a grid of cards; mobile stacks the feature cards beneath the greeting and search area, with overview cards arranged in two columns. Notification and XP controls provide access to alerts and growth feedback. These choices are intended to make the next action easier to identify; improved completion time or fewer navigation errors still require user testing.</w:t>
+      </w:r>
+    </w:p>
+    <w:p>
+      <w:pPr>
+        <w:keepNext w:val="0"/>
+        <w:widowControl/>
+      </w:pPr>
+      <w:r>
+        <w:t>Typography distinguishes card labels from values and supporting text. The four overview card headings use Poppins at 18 CSS pixels with weight 500. AI Pick for Today uses a larger 24-pixel semibold title, while the other main dashboard card titles use 20-pixel semibold text. Body copy and controls retain the application body font. The recommendation keeps its teal AI sparkle, and a matching sparkle now introduces the weekly insight. Titles remain concise, with explanatory text placed below them rather than combined into a large section heading.</w:t>
+      </w:r>
+    </w:p>
+    <w:p>
+      <w:pPr>
+        <w:keepNext w:val="0"/>
+        <w:widowControl/>
+      </w:pPr>
+      <w:r>
+        <w:t>Personal Forest places Available Growth Points and its GP value at the right of the page introduction on desktop. The title and supporting message occupy the left side. At narrower widths, the points badge follows the introduction vertically so the two areas do not compete for horizontal space. This change makes the available balance easier to locate without changing how growth points are awarded or applied to a plant.</w:t>
       </w:r>
     </w:p>
     <w:p>
@@ -3242,7 +3264,7 @@
           <w:i/>
           <w:color w:val="595959"/>
         </w:rPr>
-        <w:t>[Insert screenshot: a populated desktop dashboard and its mobile overview]</w:t>
+        <w:t>[Insert screenshots: populated desktop and mobile dashboards showing internal card titles and the AI insight sparkle; Personal Forest showing the right-aligned desktop Growth Points badge and its narrow-screen placement]</w:t>
       </w:r>
     </w:p>
     <w:p>
@@ -3252,7 +3274,7 @@
         <w:jc w:val="center"/>
       </w:pPr>
       <w:r>
-        <w:t>Figure 6 5  Dashboard overview and task recommendation placement</w:t>
+        <w:t>Figure 6 5  Dashboard card hierarchy and Personal Forest growth feedback</w:t>
       </w:r>
     </w:p>
     <w:p>
@@ -3315,7 +3337,7 @@
         <w:widowControl/>
       </w:pPr>
       <w:r>
-        <w:t>Task creation remains a modal workflow, as introduced in A4. The current entry dialog uses concise Generate tasks and Break down choices, with manual entry as a visible alternative. Keeping task entry inside the active page preserves the user's position in a list or calendar. AI proposals still require confirmation before accepted task content is persisted; visual simplification does not remove that review step.</w:t>
+        <w:t>Task creation remains a modal workflow, as introduced in A4. The current entry dialog uses concise Generate tasks and Break down choices, with manual entry as a visible alternative. Keeping task entry inside the active page preserves the user's position in a list or calendar. AI proposals still require confirmation before accepted task content is persisted; visual simplification does not remove that review step. The dialog uses Poppins for its heading and inherits the application body font for the input and actions. The inactive Generate tasks and Break down labels use a lighter text treatment while the selected mode retains its teal accent.</w:t>
       </w:r>
     </w:p>
     <w:p>
@@ -3336,7 +3358,7 @@
         <w:widowControl/>
       </w:pPr>
       <w:r>
-        <w:t>Account Settings now provides the destination for profile information and personal preferences. On desktop, a left navigation column contains Account, Notifications, Theme, Work preferences and Scheduling priorities. Selecting an item displays its content in the right column. Log out sits beneath the left navigation. This replaces the separate /settings route and avoids placing all preference controls in a long section beneath the profile. On smaller screens, the same choices appear as horizontally scrollable controls above the selected content.</w:t>
+        <w:t>Account Settings provides the destination for profile information and personal preferences. On desktop, a left navigation column contains Account, Notifications, Theme, Work preferences and Scheduling priorities. Selecting an item displays its content in the right column, and Log out sits beneath the left navigation. This replaces the separate /settings route. Mobile uses a stacked account view: a centred avatar, name and email appear above Private information, Your progress and Preferences. The preference rows expand directly beneath the selected item with a slide-down transition and a visible open state. Log out is the final action in the scrolling content, above the bottom navigation.</w:t>
       </w:r>
     </w:p>
     <w:p>
@@ -3345,7 +3367,7 @@
         <w:widowControl/>
       </w:pPr>
       <w:r>
-        <w:t>The Account view contains the profile summary, private information and links to AI Insights and Personal Forest. Email remains read-only, while the user can edit their name. Work patterns, notification choices and scheduling weights use their existing backend contracts; the interface change reorganises access to those settings. Section selection is local page state within /account rather than a separate route for every setting. Mobile Profile, AI Insights and Personal Forest pages provide return navigation to Account.</w:t>
+        <w:t>The Account view contains the profile summary, private information and links to AI Insights and Personal Forest. Mobile groups use flat lists with separators and section labels while retaining the established spacing; desktop content retains its bordered containers. Email remains read-only, while the user can edit their name. Work patterns, notification choices and scheduling weights use their existing backend contracts. Desktop selection and mobile expansion use local page state within /account. Mobile Profile, AI Insights and Personal Forest pages provide return navigation to Account.</w:t>
       </w:r>
     </w:p>
     <w:p>
@@ -3359,7 +3381,7 @@
           <w:i/>
           <w:color w:val="595959"/>
         </w:rPr>
-        <w:t>[Insert screenshot: desktop Account Settings with a selected preference and the mobile Account navigation]</w:t>
+        <w:t>[Insert screenshots: desktop Account Settings with a selected preference; mobile Account with centred profile, an expanded preference row and Log out at the bottom]</w:t>
       </w:r>
     </w:p>
     <w:p>
@@ -6022,47 +6044,37 @@
       <w:pPr>
         <w:widowControl/>
       </w:pPr>
+      <w:r>
+        <w:t>CurrentUserProvider creates a session controller in lib/auth-session.ts. React subscribes to its snapshots using useSyncExternalStore. Starting the provider checks for a token. Missing credentials lead directly to sign-in navigation; an existing token is verified through /auth/me. The provider also requests prefetching of /login, which Next.js applies in production rather than development.</w:t>
+      </w:r>
+      <w:r>
+        <w:rPr>
+          <w:rFonts w:ascii="Consolas" w:hAnsi="Consolas"/>
+          <w:sz w:val="19"/>
+        </w:rPr>
+      </w:r>
       <w:r/>
       <w:r>
         <w:rPr>
           <w:rFonts w:ascii="Consolas" w:hAnsi="Consolas"/>
           <w:sz w:val="19"/>
         </w:rPr>
-        <w:t>CurrentUserProvider</w:t>
       </w:r>
-      <w:r>
-        <w:t xml:space="preserve"> creates a session controller in </w:t>
-      </w:r>
+      <w:r/>
       <w:r>
         <w:rPr>
           <w:rFonts w:ascii="Consolas" w:hAnsi="Consolas"/>
           <w:sz w:val="19"/>
         </w:rPr>
-        <w:t>lib/auth-session.ts</w:t>
       </w:r>
-      <w:r>
-        <w:t xml:space="preserve">. React subscribes to its snapshots using </w:t>
-      </w:r>
+      <w:r/>
       <w:r>
         <w:rPr>
           <w:rFonts w:ascii="Consolas" w:hAnsi="Consolas"/>
           <w:sz w:val="19"/>
         </w:rPr>
-        <w:t>useSyncExternalStore</w:t>
       </w:r>
-      <w:r>
-        <w:t xml:space="preserve">. Starting the provider checks for a token and requests </w:t>
-      </w:r>
-      <w:r>
-        <w:rPr>
-          <w:rFonts w:ascii="Consolas" w:hAnsi="Consolas"/>
-          <w:sz w:val="19"/>
-        </w:rPr>
-        <w:t>/auth/me</w:t>
-      </w:r>
-      <w:r>
-        <w:t>.</w:t>
-      </w:r>
+      <w:r/>
     </w:p>
     <w:tbl>
       <w:tblPr>
@@ -6242,15 +6254,8 @@
             <w:shd w:fill="F1F5F7"/>
           </w:tcPr>
           <w:p>
-            <w:pPr>
-              <w:spacing w:after="40" w:before="40" w:line="259" w:lineRule="auto"/>
-            </w:pPr>
             <w:r>
-              <w:rPr>
-                <w:rFonts w:ascii="Arial" w:hAnsi="Arial"/>
-                <w:sz w:val="19"/>
-              </w:rPr>
-              <w:t>Render the active feature page inside PageEntrance.</w:t>
+              <w:t>Mount the shared navigation, headers, rewards and active feature page via PageEntrance.</w:t>
             </w:r>
           </w:p>
         </w:tc>
@@ -6403,18 +6408,15 @@
         <w:widowControl/>
       </w:pPr>
       <w:r>
-        <w:t xml:space="preserve">The protected-route behavior is a client-side rendering gate. The repository has no inspected Next.js middleware/proxy auth guard. FastAPI's </w:t>
+        <w:t>The protected-route behavior is a client-side rendering gate. The repository has no inspected Next.js middleware/proxy auth guard. FastAPI's get_current_user dependency validates the token and active user for protected API operations. DashboardShell displays only the session checking, retry or redirect state until authentication succeeds. Sidebar, headers, notifications, rewards, bottom navigation and feature content mount after verification; the shell growth-point request also requires an authenticated user. This prevents their loaders from competing with sign-in while a session is unresolved.</w:t>
       </w:r>
       <w:r>
         <w:rPr>
           <w:rFonts w:ascii="Consolas" w:hAnsi="Consolas"/>
           <w:sz w:val="19"/>
         </w:rPr>
-        <w:t>get_current_user</w:t>
       </w:r>
-      <w:r>
-        <w:t xml:space="preserve"> dependency validates the token and active user for protected API operations. The shell's sidebar/header are outside the feature-content gate, so shared components may initiate their own requests during session checking.</w:t>
-      </w:r>
+      <w:r/>
     </w:p>
     <w:p>
       <w:pPr>
@@ -7795,15 +7797,8 @@
             <w:shd w:fill="FFFFFF"/>
           </w:tcPr>
           <w:p>
-            <w:pPr>
-              <w:spacing w:after="40" w:before="40" w:line="259" w:lineRule="auto"/>
-            </w:pPr>
             <w:r>
-              <w:rPr>
-                <w:rFonts w:ascii="Arial" w:hAnsi="Arial"/>
-                <w:sz w:val="19"/>
-              </w:rPr>
-              <w:t>Dashboard refresh</w:t>
+              <w:t>Dashboard layout and refresh</w:t>
             </w:r>
           </w:p>
         </w:tc>
@@ -7820,15 +7815,8 @@
             <w:shd w:fill="FFFFFF"/>
           </w:tcPr>
           <w:p>
-            <w:pPr>
-              <w:spacing w:after="40" w:before="40" w:line="259" w:lineRule="auto"/>
-            </w:pPr>
             <w:r>
-              <w:rPr>
-                <w:rFonts w:ascii="Arial" w:hAnsi="Arial"/>
-                <w:sz w:val="19"/>
-              </w:rPr>
-              <w:t>web/components/dashboard/dashboard-page.tsx, web/lib/dashboard.ts.</w:t>
+              <w:t>web/components/dashboard/dashboard-page.tsx; dashboard-stat-card.tsx; suggested-task-card.tsx; weekly-activity-card.tsx; web/lib/dashboard.ts.</w:t>
             </w:r>
           </w:p>
         </w:tc>
@@ -8049,11 +8037,7 @@
           </w:tcPr>
           <w:p>
             <w:r>
-              <w:rPr>
-                <w:rFonts w:ascii="Arial" w:hAnsi="Arial"/>
-                <w:sz w:val="20"/>
-              </w:rPr>
-              <w:t>web/components/profile/account-page.tsx, profile-page.tsx; web/lib/auth.ts; web/lib/settings.ts.</w:t>
+              <w:t>web/components/profile/account-page.tsx, profile-page.tsx; web/lib/auth.ts; web/lib/settings.ts. Personal Forest placement: web/components/gamification/forest-page.tsx.</w:t>
             </w:r>
           </w:p>
         </w:tc>
